--- a/Books-Complete/Fantasy/ThePrincessAndTheHoodlum/Notes_ThePrincessAndTheHoodlum.docx
+++ b/Books-Complete/Fantasy/ThePrincessAndTheHoodlum/Notes_ThePrincessAndTheHoodlum.docx
@@ -312,49 +312,55 @@
               </w:tabs>
             </w:pPr>
             <w:r>
-              <w:t>King Ravenswood</w:t>
-            </w:r>
-          </w:p>
-        </w:tc>
-        <w:tc>
-          <w:tcPr>
-            <w:tcW w:w="2520" w:type="dxa"/>
-          </w:tcPr>
-          <w:p/>
-        </w:tc>
-        <w:tc>
-          <w:tcPr>
-            <w:tcW w:w="1890" w:type="dxa"/>
-          </w:tcPr>
-          <w:p/>
-        </w:tc>
-        <w:tc>
-          <w:tcPr>
-            <w:tcW w:w="1530" w:type="dxa"/>
-          </w:tcPr>
-          <w:p/>
-        </w:tc>
-        <w:tc>
-          <w:tcPr>
-            <w:tcW w:w="1710" w:type="dxa"/>
-          </w:tcPr>
-          <w:p/>
-        </w:tc>
-        <w:tc>
-          <w:tcPr>
-            <w:tcW w:w="2970" w:type="dxa"/>
-          </w:tcPr>
-          <w:p/>
-        </w:tc>
-      </w:tr>
-      <w:tr>
-        <w:tc>
-          <w:tcPr>
-            <w:tcW w:w="2808" w:type="dxa"/>
-          </w:tcPr>
-          <w:p>
-            <w:r>
-              <w:t>Queen Marjorie</w:t>
+              <w:t xml:space="preserve">King </w:t>
+            </w:r>
+            <w:r>
+              <w:t>John</w:t>
+            </w:r>
+          </w:p>
+        </w:tc>
+        <w:tc>
+          <w:tcPr>
+            <w:tcW w:w="2520" w:type="dxa"/>
+          </w:tcPr>
+          <w:p/>
+        </w:tc>
+        <w:tc>
+          <w:tcPr>
+            <w:tcW w:w="1890" w:type="dxa"/>
+          </w:tcPr>
+          <w:p/>
+        </w:tc>
+        <w:tc>
+          <w:tcPr>
+            <w:tcW w:w="1530" w:type="dxa"/>
+          </w:tcPr>
+          <w:p/>
+        </w:tc>
+        <w:tc>
+          <w:tcPr>
+            <w:tcW w:w="1710" w:type="dxa"/>
+          </w:tcPr>
+          <w:p/>
+        </w:tc>
+        <w:tc>
+          <w:tcPr>
+            <w:tcW w:w="2970" w:type="dxa"/>
+          </w:tcPr>
+          <w:p/>
+        </w:tc>
+      </w:tr>
+      <w:tr>
+        <w:tc>
+          <w:tcPr>
+            <w:tcW w:w="2808" w:type="dxa"/>
+          </w:tcPr>
+          <w:p>
+            <w:r>
+              <w:t xml:space="preserve">Queen </w:t>
+            </w:r>
+            <w:r>
+              <w:t>Jane</w:t>
             </w:r>
           </w:p>
         </w:tc>
@@ -3097,7 +3103,7 @@
   <a:extraClrSchemeLst/>
   <a:extLst>
     <a:ext uri="{05A4C25C-085E-4340-85A3-A5531E510DB2}">
-      <thm15:themeFamily xmlns:thm15="http://schemas.microsoft.com/office/thememl/2012/main" xmlns="" name="Office Theme" id="{62F939B6-93AF-4DB8-9C6B-D6C7DFDC589F}" vid="{4A3C46E8-61CC-4603-A589-7422A47A8E4A}"/>
+      <thm15:themeFamily xmlns="" xmlns:thm15="http://schemas.microsoft.com/office/thememl/2012/main" name="Office Theme" id="{62F939B6-93AF-4DB8-9C6B-D6C7DFDC589F}" vid="{4A3C46E8-61CC-4603-A589-7422A47A8E4A}"/>
     </a:ext>
   </a:extLst>
 </a:theme>
@@ -3108,7 +3114,7 @@
 </file>
 
 <file path=customXml/itemProps1.xml><?xml version="1.0" encoding="utf-8"?>
-<ds:datastoreItem xmlns:ds="http://schemas.openxmlformats.org/officeDocument/2006/customXml" ds:itemID="{C5893117-1075-46C4-9508-EF51F610F8A3}">
+<ds:datastoreItem xmlns:ds="http://schemas.openxmlformats.org/officeDocument/2006/customXml" ds:itemID="{BF3017EA-E472-41B4-AEF7-BEF2B476517D}">
   <ds:schemaRefs>
     <ds:schemaRef ds:uri="http://schemas.openxmlformats.org/officeDocument/2006/bibliography"/>
   </ds:schemaRefs>

--- a/Books-Complete/Fantasy/ThePrincessAndTheHoodlum/Notes_ThePrincessAndTheHoodlum.docx
+++ b/Books-Complete/Fantasy/ThePrincessAndTheHoodlum/Notes_ThePrincessAndTheHoodlum.docx
@@ -146,8 +146,6 @@
       </w:tr>
     </w:tbl>
     <w:p/>
-    <w:p/>
-    <w:p/>
     <w:p>
       <w:pPr>
         <w:pStyle w:val="H3"/>
@@ -165,8 +163,7 @@
       <w:tblGrid>
         <w:gridCol w:w="2808"/>
         <w:gridCol w:w="2520"/>
-        <w:gridCol w:w="1890"/>
-        <w:gridCol w:w="1530"/>
+        <w:gridCol w:w="3420"/>
         <w:gridCol w:w="1710"/>
         <w:gridCol w:w="2970"/>
       </w:tblGrid>
@@ -182,28 +179,19 @@
               </w:tabs>
             </w:pPr>
             <w:r>
-              <w:t xml:space="preserve">Merchant </w:t>
-            </w:r>
-            <w:r>
-              <w:t>Jason</w:t>
-            </w:r>
-          </w:p>
-        </w:tc>
-        <w:tc>
-          <w:tcPr>
-            <w:tcW w:w="2520" w:type="dxa"/>
-          </w:tcPr>
-          <w:p/>
-        </w:tc>
-        <w:tc>
-          <w:tcPr>
-            <w:tcW w:w="1890" w:type="dxa"/>
-          </w:tcPr>
-          <w:p/>
-        </w:tc>
-        <w:tc>
-          <w:tcPr>
-            <w:tcW w:w="1530" w:type="dxa"/>
+              <w:t>Merchant Jason</w:t>
+            </w:r>
+          </w:p>
+        </w:tc>
+        <w:tc>
+          <w:tcPr>
+            <w:tcW w:w="2520" w:type="dxa"/>
+          </w:tcPr>
+          <w:p/>
+        </w:tc>
+        <w:tc>
+          <w:tcPr>
+            <w:tcW w:w="3420" w:type="dxa"/>
           </w:tcPr>
           <w:p/>
         </w:tc>
@@ -239,51 +227,39 @@
         </w:tc>
         <w:tc>
           <w:tcPr>
-            <w:tcW w:w="1890" w:type="dxa"/>
-          </w:tcPr>
-          <w:p/>
-        </w:tc>
-        <w:tc>
-          <w:tcPr>
-            <w:tcW w:w="1530" w:type="dxa"/>
-          </w:tcPr>
-          <w:p/>
-        </w:tc>
-        <w:tc>
-          <w:tcPr>
-            <w:tcW w:w="1710" w:type="dxa"/>
-          </w:tcPr>
-          <w:p/>
-        </w:tc>
-        <w:tc>
-          <w:tcPr>
-            <w:tcW w:w="2970" w:type="dxa"/>
-          </w:tcPr>
-          <w:p/>
-        </w:tc>
-      </w:tr>
-      <w:tr>
-        <w:tc>
-          <w:tcPr>
-            <w:tcW w:w="2808" w:type="dxa"/>
-          </w:tcPr>
-          <w:p/>
-        </w:tc>
-        <w:tc>
-          <w:tcPr>
-            <w:tcW w:w="2520" w:type="dxa"/>
-          </w:tcPr>
-          <w:p/>
-        </w:tc>
-        <w:tc>
-          <w:tcPr>
-            <w:tcW w:w="1890" w:type="dxa"/>
-          </w:tcPr>
-          <w:p/>
-        </w:tc>
-        <w:tc>
-          <w:tcPr>
-            <w:tcW w:w="1530" w:type="dxa"/>
+            <w:tcW w:w="3420" w:type="dxa"/>
+          </w:tcPr>
+          <w:p/>
+        </w:tc>
+        <w:tc>
+          <w:tcPr>
+            <w:tcW w:w="1710" w:type="dxa"/>
+          </w:tcPr>
+          <w:p/>
+        </w:tc>
+        <w:tc>
+          <w:tcPr>
+            <w:tcW w:w="2970" w:type="dxa"/>
+          </w:tcPr>
+          <w:p/>
+        </w:tc>
+      </w:tr>
+      <w:tr>
+        <w:tc>
+          <w:tcPr>
+            <w:tcW w:w="2808" w:type="dxa"/>
+          </w:tcPr>
+          <w:p/>
+        </w:tc>
+        <w:tc>
+          <w:tcPr>
+            <w:tcW w:w="2520" w:type="dxa"/>
+          </w:tcPr>
+          <w:p/>
+        </w:tc>
+        <w:tc>
+          <w:tcPr>
+            <w:tcW w:w="3420" w:type="dxa"/>
           </w:tcPr>
           <w:p/>
         </w:tc>
@@ -312,73 +288,55 @@
               </w:tabs>
             </w:pPr>
             <w:r>
-              <w:t xml:space="preserve">King </w:t>
-            </w:r>
-            <w:r>
-              <w:t>John</w:t>
-            </w:r>
-          </w:p>
-        </w:tc>
-        <w:tc>
-          <w:tcPr>
-            <w:tcW w:w="2520" w:type="dxa"/>
-          </w:tcPr>
-          <w:p/>
-        </w:tc>
-        <w:tc>
-          <w:tcPr>
-            <w:tcW w:w="1890" w:type="dxa"/>
-          </w:tcPr>
-          <w:p/>
-        </w:tc>
-        <w:tc>
-          <w:tcPr>
-            <w:tcW w:w="1530" w:type="dxa"/>
-          </w:tcPr>
-          <w:p/>
-        </w:tc>
-        <w:tc>
-          <w:tcPr>
-            <w:tcW w:w="1710" w:type="dxa"/>
-          </w:tcPr>
-          <w:p/>
-        </w:tc>
-        <w:tc>
-          <w:tcPr>
-            <w:tcW w:w="2970" w:type="dxa"/>
-          </w:tcPr>
-          <w:p/>
-        </w:tc>
-      </w:tr>
-      <w:tr>
-        <w:tc>
-          <w:tcPr>
-            <w:tcW w:w="2808" w:type="dxa"/>
-          </w:tcPr>
-          <w:p>
-            <w:r>
-              <w:t xml:space="preserve">Queen </w:t>
-            </w:r>
-            <w:r>
-              <w:t>Jane</w:t>
-            </w:r>
-          </w:p>
-        </w:tc>
-        <w:tc>
-          <w:tcPr>
-            <w:tcW w:w="2520" w:type="dxa"/>
-          </w:tcPr>
-          <w:p/>
-        </w:tc>
-        <w:tc>
-          <w:tcPr>
-            <w:tcW w:w="1890" w:type="dxa"/>
-          </w:tcPr>
-          <w:p/>
-        </w:tc>
-        <w:tc>
-          <w:tcPr>
-            <w:tcW w:w="1530" w:type="dxa"/>
+              <w:t>King John</w:t>
+            </w:r>
+          </w:p>
+        </w:tc>
+        <w:tc>
+          <w:tcPr>
+            <w:tcW w:w="2520" w:type="dxa"/>
+          </w:tcPr>
+          <w:p/>
+        </w:tc>
+        <w:tc>
+          <w:tcPr>
+            <w:tcW w:w="3420" w:type="dxa"/>
+          </w:tcPr>
+          <w:p/>
+        </w:tc>
+        <w:tc>
+          <w:tcPr>
+            <w:tcW w:w="1710" w:type="dxa"/>
+          </w:tcPr>
+          <w:p/>
+        </w:tc>
+        <w:tc>
+          <w:tcPr>
+            <w:tcW w:w="2970" w:type="dxa"/>
+          </w:tcPr>
+          <w:p/>
+        </w:tc>
+      </w:tr>
+      <w:tr>
+        <w:tc>
+          <w:tcPr>
+            <w:tcW w:w="2808" w:type="dxa"/>
+          </w:tcPr>
+          <w:p>
+            <w:r>
+              <w:t>Queen Jane</w:t>
+            </w:r>
+          </w:p>
+        </w:tc>
+        <w:tc>
+          <w:tcPr>
+            <w:tcW w:w="2520" w:type="dxa"/>
+          </w:tcPr>
+          <w:p/>
+        </w:tc>
+        <w:tc>
+          <w:tcPr>
+            <w:tcW w:w="3420" w:type="dxa"/>
           </w:tcPr>
           <w:p/>
         </w:tc>
@@ -417,13 +375,7 @@
         </w:tc>
         <w:tc>
           <w:tcPr>
-            <w:tcW w:w="1890" w:type="dxa"/>
-          </w:tcPr>
-          <w:p/>
-        </w:tc>
-        <w:tc>
-          <w:tcPr>
-            <w:tcW w:w="1530" w:type="dxa"/>
+            <w:tcW w:w="3420" w:type="dxa"/>
           </w:tcPr>
           <w:p/>
         </w:tc>
@@ -463,15 +415,27 @@
         </w:tc>
         <w:tc>
           <w:tcPr>
-            <w:tcW w:w="1890" w:type="dxa"/>
-          </w:tcPr>
-          <w:p/>
-        </w:tc>
-        <w:tc>
-          <w:tcPr>
-            <w:tcW w:w="1530" w:type="dxa"/>
-          </w:tcPr>
-          <w:p/>
+            <w:tcW w:w="3420" w:type="dxa"/>
+          </w:tcPr>
+          <w:p>
+            <w:r>
+              <w:t xml:space="preserve">Princess </w:t>
+            </w:r>
+            <w:r>
+              <w:t xml:space="preserve">Jessica </w:t>
+            </w:r>
+            <w:r>
+              <w:t xml:space="preserve">of </w:t>
+            </w:r>
+            <w:proofErr w:type="spellStart"/>
+            <w:r>
+              <w:t>Wateran</w:t>
+            </w:r>
+            <w:proofErr w:type="spellEnd"/>
+            <w:r>
+              <w:t xml:space="preserve"> </w:t>
+            </w:r>
+          </w:p>
         </w:tc>
         <w:tc>
           <w:tcPr>
@@ -505,13 +469,7 @@
         </w:tc>
         <w:tc>
           <w:tcPr>
-            <w:tcW w:w="1890" w:type="dxa"/>
-          </w:tcPr>
-          <w:p/>
-        </w:tc>
-        <w:tc>
-          <w:tcPr>
-            <w:tcW w:w="1530" w:type="dxa"/>
+            <w:tcW w:w="3420" w:type="dxa"/>
           </w:tcPr>
           <w:p/>
         </w:tc>
@@ -551,13 +509,7 @@
         </w:tc>
         <w:tc>
           <w:tcPr>
-            <w:tcW w:w="1890" w:type="dxa"/>
-          </w:tcPr>
-          <w:p/>
-        </w:tc>
-        <w:tc>
-          <w:tcPr>
-            <w:tcW w:w="1530" w:type="dxa"/>
+            <w:tcW w:w="3420" w:type="dxa"/>
           </w:tcPr>
           <w:p/>
         </w:tc>
@@ -597,13 +549,7 @@
         </w:tc>
         <w:tc>
           <w:tcPr>
-            <w:tcW w:w="1890" w:type="dxa"/>
-          </w:tcPr>
-          <w:p/>
-        </w:tc>
-        <w:tc>
-          <w:tcPr>
-            <w:tcW w:w="1530" w:type="dxa"/>
+            <w:tcW w:w="3420" w:type="dxa"/>
           </w:tcPr>
           <w:p/>
         </w:tc>
@@ -652,40 +598,31 @@
         </w:tc>
         <w:tc>
           <w:tcPr>
-            <w:tcW w:w="1890" w:type="dxa"/>
-          </w:tcPr>
-          <w:p/>
-        </w:tc>
-        <w:tc>
-          <w:tcPr>
-            <w:tcW w:w="1530" w:type="dxa"/>
-          </w:tcPr>
-          <w:p/>
-        </w:tc>
-        <w:tc>
-          <w:tcPr>
-            <w:tcW w:w="1710" w:type="dxa"/>
-          </w:tcPr>
-          <w:p/>
-        </w:tc>
-        <w:tc>
-          <w:tcPr>
-            <w:tcW w:w="2970" w:type="dxa"/>
-          </w:tcPr>
-          <w:p/>
-        </w:tc>
-      </w:tr>
-      <w:tr>
-        <w:tc>
-          <w:tcPr>
-            <w:tcW w:w="2808" w:type="dxa"/>
-          </w:tcPr>
-          <w:p>
-            <w:r>
-              <w:t xml:space="preserve">Navy </w:t>
-            </w:r>
-            <w:r>
-              <w:t xml:space="preserve">Captain </w:t>
+            <w:tcW w:w="3420" w:type="dxa"/>
+          </w:tcPr>
+          <w:p/>
+        </w:tc>
+        <w:tc>
+          <w:tcPr>
+            <w:tcW w:w="1710" w:type="dxa"/>
+          </w:tcPr>
+          <w:p/>
+        </w:tc>
+        <w:tc>
+          <w:tcPr>
+            <w:tcW w:w="2970" w:type="dxa"/>
+          </w:tcPr>
+          <w:p/>
+        </w:tc>
+      </w:tr>
+      <w:tr>
+        <w:tc>
+          <w:tcPr>
+            <w:tcW w:w="2808" w:type="dxa"/>
+          </w:tcPr>
+          <w:p>
+            <w:r>
+              <w:t xml:space="preserve">Navy Captain </w:t>
             </w:r>
             <w:r>
               <w:t>Haddock</w:t>
@@ -707,127 +644,103 @@
         </w:tc>
         <w:tc>
           <w:tcPr>
-            <w:tcW w:w="1890" w:type="dxa"/>
-          </w:tcPr>
-          <w:p/>
-        </w:tc>
-        <w:tc>
-          <w:tcPr>
-            <w:tcW w:w="1530" w:type="dxa"/>
-          </w:tcPr>
-          <w:p/>
-        </w:tc>
-        <w:tc>
-          <w:tcPr>
-            <w:tcW w:w="1710" w:type="dxa"/>
-          </w:tcPr>
-          <w:p/>
-        </w:tc>
-        <w:tc>
-          <w:tcPr>
-            <w:tcW w:w="2970" w:type="dxa"/>
-          </w:tcPr>
-          <w:p/>
-        </w:tc>
-      </w:tr>
-      <w:tr>
-        <w:tc>
-          <w:tcPr>
-            <w:tcW w:w="2808" w:type="dxa"/>
-          </w:tcPr>
-          <w:p/>
-        </w:tc>
-        <w:tc>
-          <w:tcPr>
-            <w:tcW w:w="2520" w:type="dxa"/>
-          </w:tcPr>
-          <w:p/>
-        </w:tc>
-        <w:tc>
-          <w:tcPr>
-            <w:tcW w:w="1890" w:type="dxa"/>
-          </w:tcPr>
-          <w:p/>
-        </w:tc>
-        <w:tc>
-          <w:tcPr>
-            <w:tcW w:w="1530" w:type="dxa"/>
-          </w:tcPr>
-          <w:p/>
-        </w:tc>
-        <w:tc>
-          <w:tcPr>
-            <w:tcW w:w="1710" w:type="dxa"/>
-          </w:tcPr>
-          <w:p/>
-        </w:tc>
-        <w:tc>
-          <w:tcPr>
-            <w:tcW w:w="2970" w:type="dxa"/>
-          </w:tcPr>
-          <w:p/>
-        </w:tc>
-      </w:tr>
-      <w:tr>
-        <w:tc>
-          <w:tcPr>
-            <w:tcW w:w="2808" w:type="dxa"/>
-          </w:tcPr>
-          <w:p/>
-        </w:tc>
-        <w:tc>
-          <w:tcPr>
-            <w:tcW w:w="2520" w:type="dxa"/>
-          </w:tcPr>
-          <w:p/>
-        </w:tc>
-        <w:tc>
-          <w:tcPr>
-            <w:tcW w:w="1890" w:type="dxa"/>
-          </w:tcPr>
-          <w:p/>
-        </w:tc>
-        <w:tc>
-          <w:tcPr>
-            <w:tcW w:w="1530" w:type="dxa"/>
-          </w:tcPr>
-          <w:p/>
-        </w:tc>
-        <w:tc>
-          <w:tcPr>
-            <w:tcW w:w="1710" w:type="dxa"/>
-          </w:tcPr>
-          <w:p/>
-        </w:tc>
-        <w:tc>
-          <w:tcPr>
-            <w:tcW w:w="2970" w:type="dxa"/>
-          </w:tcPr>
-          <w:p/>
-        </w:tc>
-      </w:tr>
-      <w:tr>
-        <w:tc>
-          <w:tcPr>
-            <w:tcW w:w="2808" w:type="dxa"/>
-          </w:tcPr>
-          <w:p/>
-        </w:tc>
-        <w:tc>
-          <w:tcPr>
-            <w:tcW w:w="2520" w:type="dxa"/>
-          </w:tcPr>
-          <w:p/>
-        </w:tc>
-        <w:tc>
-          <w:tcPr>
-            <w:tcW w:w="1890" w:type="dxa"/>
-          </w:tcPr>
-          <w:p/>
-        </w:tc>
-        <w:tc>
-          <w:tcPr>
-            <w:tcW w:w="1530" w:type="dxa"/>
+            <w:tcW w:w="3420" w:type="dxa"/>
+          </w:tcPr>
+          <w:p/>
+        </w:tc>
+        <w:tc>
+          <w:tcPr>
+            <w:tcW w:w="1710" w:type="dxa"/>
+          </w:tcPr>
+          <w:p/>
+        </w:tc>
+        <w:tc>
+          <w:tcPr>
+            <w:tcW w:w="2970" w:type="dxa"/>
+          </w:tcPr>
+          <w:p/>
+        </w:tc>
+      </w:tr>
+      <w:tr>
+        <w:tc>
+          <w:tcPr>
+            <w:tcW w:w="2808" w:type="dxa"/>
+          </w:tcPr>
+          <w:p/>
+        </w:tc>
+        <w:tc>
+          <w:tcPr>
+            <w:tcW w:w="2520" w:type="dxa"/>
+          </w:tcPr>
+          <w:p/>
+        </w:tc>
+        <w:tc>
+          <w:tcPr>
+            <w:tcW w:w="3420" w:type="dxa"/>
+          </w:tcPr>
+          <w:p/>
+        </w:tc>
+        <w:tc>
+          <w:tcPr>
+            <w:tcW w:w="1710" w:type="dxa"/>
+          </w:tcPr>
+          <w:p/>
+        </w:tc>
+        <w:tc>
+          <w:tcPr>
+            <w:tcW w:w="2970" w:type="dxa"/>
+          </w:tcPr>
+          <w:p/>
+        </w:tc>
+      </w:tr>
+      <w:tr>
+        <w:tc>
+          <w:tcPr>
+            <w:tcW w:w="2808" w:type="dxa"/>
+          </w:tcPr>
+          <w:p/>
+        </w:tc>
+        <w:tc>
+          <w:tcPr>
+            <w:tcW w:w="2520" w:type="dxa"/>
+          </w:tcPr>
+          <w:p/>
+        </w:tc>
+        <w:tc>
+          <w:tcPr>
+            <w:tcW w:w="3420" w:type="dxa"/>
+          </w:tcPr>
+          <w:p/>
+        </w:tc>
+        <w:tc>
+          <w:tcPr>
+            <w:tcW w:w="1710" w:type="dxa"/>
+          </w:tcPr>
+          <w:p/>
+        </w:tc>
+        <w:tc>
+          <w:tcPr>
+            <w:tcW w:w="2970" w:type="dxa"/>
+          </w:tcPr>
+          <w:p/>
+        </w:tc>
+      </w:tr>
+      <w:tr>
+        <w:tc>
+          <w:tcPr>
+            <w:tcW w:w="2808" w:type="dxa"/>
+          </w:tcPr>
+          <w:p/>
+        </w:tc>
+        <w:tc>
+          <w:tcPr>
+            <w:tcW w:w="2520" w:type="dxa"/>
+          </w:tcPr>
+          <w:p/>
+        </w:tc>
+        <w:tc>
+          <w:tcPr>
+            <w:tcW w:w="3420" w:type="dxa"/>
           </w:tcPr>
           <w:p/>
         </w:tc>
@@ -867,127 +780,103 @@
         </w:tc>
         <w:tc>
           <w:tcPr>
-            <w:tcW w:w="1890" w:type="dxa"/>
-          </w:tcPr>
-          <w:p/>
-        </w:tc>
-        <w:tc>
-          <w:tcPr>
-            <w:tcW w:w="1530" w:type="dxa"/>
-          </w:tcPr>
-          <w:p/>
-        </w:tc>
-        <w:tc>
-          <w:tcPr>
-            <w:tcW w:w="1710" w:type="dxa"/>
-          </w:tcPr>
-          <w:p/>
-        </w:tc>
-        <w:tc>
-          <w:tcPr>
-            <w:tcW w:w="2970" w:type="dxa"/>
-          </w:tcPr>
-          <w:p/>
-        </w:tc>
-      </w:tr>
-      <w:tr>
-        <w:tc>
-          <w:tcPr>
-            <w:tcW w:w="2808" w:type="dxa"/>
-          </w:tcPr>
-          <w:p/>
-        </w:tc>
-        <w:tc>
-          <w:tcPr>
-            <w:tcW w:w="2520" w:type="dxa"/>
-          </w:tcPr>
-          <w:p/>
-        </w:tc>
-        <w:tc>
-          <w:tcPr>
-            <w:tcW w:w="1890" w:type="dxa"/>
-          </w:tcPr>
-          <w:p/>
-        </w:tc>
-        <w:tc>
-          <w:tcPr>
-            <w:tcW w:w="1530" w:type="dxa"/>
-          </w:tcPr>
-          <w:p/>
-        </w:tc>
-        <w:tc>
-          <w:tcPr>
-            <w:tcW w:w="1710" w:type="dxa"/>
-          </w:tcPr>
-          <w:p/>
-        </w:tc>
-        <w:tc>
-          <w:tcPr>
-            <w:tcW w:w="2970" w:type="dxa"/>
-          </w:tcPr>
-          <w:p/>
-        </w:tc>
-      </w:tr>
-      <w:tr>
-        <w:tc>
-          <w:tcPr>
-            <w:tcW w:w="2808" w:type="dxa"/>
-          </w:tcPr>
-          <w:p/>
-        </w:tc>
-        <w:tc>
-          <w:tcPr>
-            <w:tcW w:w="2520" w:type="dxa"/>
-          </w:tcPr>
-          <w:p/>
-        </w:tc>
-        <w:tc>
-          <w:tcPr>
-            <w:tcW w:w="1890" w:type="dxa"/>
-          </w:tcPr>
-          <w:p/>
-        </w:tc>
-        <w:tc>
-          <w:tcPr>
-            <w:tcW w:w="1530" w:type="dxa"/>
-          </w:tcPr>
-          <w:p/>
-        </w:tc>
-        <w:tc>
-          <w:tcPr>
-            <w:tcW w:w="1710" w:type="dxa"/>
-          </w:tcPr>
-          <w:p/>
-        </w:tc>
-        <w:tc>
-          <w:tcPr>
-            <w:tcW w:w="2970" w:type="dxa"/>
-          </w:tcPr>
-          <w:p/>
-        </w:tc>
-      </w:tr>
-      <w:tr>
-        <w:tc>
-          <w:tcPr>
-            <w:tcW w:w="2808" w:type="dxa"/>
-          </w:tcPr>
-          <w:p/>
-        </w:tc>
-        <w:tc>
-          <w:tcPr>
-            <w:tcW w:w="2520" w:type="dxa"/>
-          </w:tcPr>
-          <w:p/>
-        </w:tc>
-        <w:tc>
-          <w:tcPr>
-            <w:tcW w:w="1890" w:type="dxa"/>
-          </w:tcPr>
-          <w:p/>
-        </w:tc>
-        <w:tc>
-          <w:tcPr>
-            <w:tcW w:w="1530" w:type="dxa"/>
+            <w:tcW w:w="3420" w:type="dxa"/>
+          </w:tcPr>
+          <w:p/>
+        </w:tc>
+        <w:tc>
+          <w:tcPr>
+            <w:tcW w:w="1710" w:type="dxa"/>
+          </w:tcPr>
+          <w:p/>
+        </w:tc>
+        <w:tc>
+          <w:tcPr>
+            <w:tcW w:w="2970" w:type="dxa"/>
+          </w:tcPr>
+          <w:p/>
+        </w:tc>
+      </w:tr>
+      <w:tr>
+        <w:tc>
+          <w:tcPr>
+            <w:tcW w:w="2808" w:type="dxa"/>
+          </w:tcPr>
+          <w:p/>
+        </w:tc>
+        <w:tc>
+          <w:tcPr>
+            <w:tcW w:w="2520" w:type="dxa"/>
+          </w:tcPr>
+          <w:p/>
+        </w:tc>
+        <w:tc>
+          <w:tcPr>
+            <w:tcW w:w="3420" w:type="dxa"/>
+          </w:tcPr>
+          <w:p/>
+        </w:tc>
+        <w:tc>
+          <w:tcPr>
+            <w:tcW w:w="1710" w:type="dxa"/>
+          </w:tcPr>
+          <w:p/>
+        </w:tc>
+        <w:tc>
+          <w:tcPr>
+            <w:tcW w:w="2970" w:type="dxa"/>
+          </w:tcPr>
+          <w:p/>
+        </w:tc>
+      </w:tr>
+      <w:tr>
+        <w:tc>
+          <w:tcPr>
+            <w:tcW w:w="2808" w:type="dxa"/>
+          </w:tcPr>
+          <w:p/>
+        </w:tc>
+        <w:tc>
+          <w:tcPr>
+            <w:tcW w:w="2520" w:type="dxa"/>
+          </w:tcPr>
+          <w:p/>
+        </w:tc>
+        <w:tc>
+          <w:tcPr>
+            <w:tcW w:w="3420" w:type="dxa"/>
+          </w:tcPr>
+          <w:p/>
+        </w:tc>
+        <w:tc>
+          <w:tcPr>
+            <w:tcW w:w="1710" w:type="dxa"/>
+          </w:tcPr>
+          <w:p/>
+        </w:tc>
+        <w:tc>
+          <w:tcPr>
+            <w:tcW w:w="2970" w:type="dxa"/>
+          </w:tcPr>
+          <w:p/>
+        </w:tc>
+      </w:tr>
+      <w:tr>
+        <w:tc>
+          <w:tcPr>
+            <w:tcW w:w="2808" w:type="dxa"/>
+          </w:tcPr>
+          <w:p/>
+        </w:tc>
+        <w:tc>
+          <w:tcPr>
+            <w:tcW w:w="2520" w:type="dxa"/>
+          </w:tcPr>
+          <w:p/>
+        </w:tc>
+        <w:tc>
+          <w:tcPr>
+            <w:tcW w:w="3420" w:type="dxa"/>
           </w:tcPr>
           <w:p/>
         </w:tc>
@@ -1030,13 +919,7 @@
         </w:tc>
         <w:tc>
           <w:tcPr>
-            <w:tcW w:w="1890" w:type="dxa"/>
-          </w:tcPr>
-          <w:p/>
-        </w:tc>
-        <w:tc>
-          <w:tcPr>
-            <w:tcW w:w="1530" w:type="dxa"/>
+            <w:tcW w:w="3420" w:type="dxa"/>
           </w:tcPr>
           <w:p/>
         </w:tc>
@@ -1065,6 +948,7 @@
         <w:pStyle w:val="H3"/>
       </w:pPr>
       <w:r>
+        <w:lastRenderedPageBreak/>
         <w:t>Wateran</w:t>
       </w:r>
     </w:p>
@@ -1171,8 +1055,6 @@
         </w:tc>
       </w:tr>
     </w:tbl>
-    <w:p/>
-    <w:p/>
     <w:p/>
     <w:p>
       <w:pPr>
@@ -1734,7 +1616,6 @@
         <w:pStyle w:val="H3"/>
       </w:pPr>
       <w:r>
-        <w:lastRenderedPageBreak/>
         <w:t>Grenden</w:t>
       </w:r>
     </w:p>
@@ -1795,10 +1676,6 @@
         </w:tc>
       </w:tr>
     </w:tbl>
-    <w:p/>
-    <w:p/>
-    <w:p/>
-    <w:p/>
     <w:p/>
     <w:p>
       <w:pPr>
@@ -2003,6 +1880,7 @@
           </w:tcPr>
           <w:p>
             <w:r>
+              <w:lastRenderedPageBreak/>
               <w:t>Wizard Jessie</w:t>
             </w:r>
           </w:p>
@@ -2077,12 +1955,6 @@
         </w:tc>
       </w:tr>
     </w:tbl>
-    <w:p/>
-    <w:p/>
-    <w:p/>
-    <w:p/>
-    <w:p/>
-    <w:p/>
     <w:p/>
     <w:p>
       <w:pPr>
@@ -2308,225 +2180,6 @@
         </w:tc>
       </w:tr>
     </w:tbl>
-    <w:p/>
-    <w:p/>
-    <w:p/>
-    <w:p/>
-    <w:p/>
-    <w:p/>
-    <w:p/>
-    <w:p/>
-    <w:p/>
-    <w:p/>
-    <w:p/>
-    <w:p/>
-    <w:tbl>
-      <w:tblPr>
-        <w:tblStyle w:val="TableGrid"/>
-        <w:tblW w:w="0" w:type="auto"/>
-        <w:tblLook w:val="04A0"/>
-      </w:tblPr>
-      <w:tblGrid>
-        <w:gridCol w:w="2808"/>
-        <w:gridCol w:w="2520"/>
-        <w:gridCol w:w="1890"/>
-        <w:gridCol w:w="1530"/>
-        <w:gridCol w:w="1710"/>
-        <w:gridCol w:w="2970"/>
-      </w:tblGrid>
-      <w:tr>
-        <w:tc>
-          <w:tcPr>
-            <w:tcW w:w="2808" w:type="dxa"/>
-          </w:tcPr>
-          <w:p/>
-        </w:tc>
-        <w:tc>
-          <w:tcPr>
-            <w:tcW w:w="2520" w:type="dxa"/>
-          </w:tcPr>
-          <w:p/>
-        </w:tc>
-        <w:tc>
-          <w:tcPr>
-            <w:tcW w:w="1890" w:type="dxa"/>
-          </w:tcPr>
-          <w:p/>
-        </w:tc>
-        <w:tc>
-          <w:tcPr>
-            <w:tcW w:w="1530" w:type="dxa"/>
-          </w:tcPr>
-          <w:p/>
-        </w:tc>
-        <w:tc>
-          <w:tcPr>
-            <w:tcW w:w="1710" w:type="dxa"/>
-          </w:tcPr>
-          <w:p/>
-        </w:tc>
-        <w:tc>
-          <w:tcPr>
-            <w:tcW w:w="2970" w:type="dxa"/>
-          </w:tcPr>
-          <w:p/>
-        </w:tc>
-      </w:tr>
-      <w:tr>
-        <w:tc>
-          <w:tcPr>
-            <w:tcW w:w="2808" w:type="dxa"/>
-          </w:tcPr>
-          <w:p/>
-        </w:tc>
-        <w:tc>
-          <w:tcPr>
-            <w:tcW w:w="2520" w:type="dxa"/>
-          </w:tcPr>
-          <w:p/>
-        </w:tc>
-        <w:tc>
-          <w:tcPr>
-            <w:tcW w:w="1890" w:type="dxa"/>
-          </w:tcPr>
-          <w:p/>
-        </w:tc>
-        <w:tc>
-          <w:tcPr>
-            <w:tcW w:w="1530" w:type="dxa"/>
-          </w:tcPr>
-          <w:p/>
-        </w:tc>
-        <w:tc>
-          <w:tcPr>
-            <w:tcW w:w="1710" w:type="dxa"/>
-          </w:tcPr>
-          <w:p/>
-        </w:tc>
-        <w:tc>
-          <w:tcPr>
-            <w:tcW w:w="2970" w:type="dxa"/>
-          </w:tcPr>
-          <w:p/>
-        </w:tc>
-      </w:tr>
-      <w:tr>
-        <w:tc>
-          <w:tcPr>
-            <w:tcW w:w="2808" w:type="dxa"/>
-          </w:tcPr>
-          <w:p/>
-        </w:tc>
-        <w:tc>
-          <w:tcPr>
-            <w:tcW w:w="2520" w:type="dxa"/>
-          </w:tcPr>
-          <w:p/>
-        </w:tc>
-        <w:tc>
-          <w:tcPr>
-            <w:tcW w:w="1890" w:type="dxa"/>
-          </w:tcPr>
-          <w:p/>
-        </w:tc>
-        <w:tc>
-          <w:tcPr>
-            <w:tcW w:w="1530" w:type="dxa"/>
-          </w:tcPr>
-          <w:p/>
-        </w:tc>
-        <w:tc>
-          <w:tcPr>
-            <w:tcW w:w="1710" w:type="dxa"/>
-          </w:tcPr>
-          <w:p/>
-        </w:tc>
-        <w:tc>
-          <w:tcPr>
-            <w:tcW w:w="2970" w:type="dxa"/>
-          </w:tcPr>
-          <w:p/>
-        </w:tc>
-      </w:tr>
-      <w:tr>
-        <w:tc>
-          <w:tcPr>
-            <w:tcW w:w="2808" w:type="dxa"/>
-          </w:tcPr>
-          <w:p/>
-        </w:tc>
-        <w:tc>
-          <w:tcPr>
-            <w:tcW w:w="2520" w:type="dxa"/>
-          </w:tcPr>
-          <w:p/>
-        </w:tc>
-        <w:tc>
-          <w:tcPr>
-            <w:tcW w:w="1890" w:type="dxa"/>
-          </w:tcPr>
-          <w:p/>
-        </w:tc>
-        <w:tc>
-          <w:tcPr>
-            <w:tcW w:w="1530" w:type="dxa"/>
-          </w:tcPr>
-          <w:p/>
-        </w:tc>
-        <w:tc>
-          <w:tcPr>
-            <w:tcW w:w="1710" w:type="dxa"/>
-          </w:tcPr>
-          <w:p/>
-        </w:tc>
-        <w:tc>
-          <w:tcPr>
-            <w:tcW w:w="2970" w:type="dxa"/>
-          </w:tcPr>
-          <w:p/>
-        </w:tc>
-      </w:tr>
-      <w:tr>
-        <w:tc>
-          <w:tcPr>
-            <w:tcW w:w="2808" w:type="dxa"/>
-          </w:tcPr>
-          <w:p/>
-        </w:tc>
-        <w:tc>
-          <w:tcPr>
-            <w:tcW w:w="2520" w:type="dxa"/>
-          </w:tcPr>
-          <w:p/>
-        </w:tc>
-        <w:tc>
-          <w:tcPr>
-            <w:tcW w:w="1890" w:type="dxa"/>
-          </w:tcPr>
-          <w:p/>
-        </w:tc>
-        <w:tc>
-          <w:tcPr>
-            <w:tcW w:w="1530" w:type="dxa"/>
-          </w:tcPr>
-          <w:p/>
-        </w:tc>
-        <w:tc>
-          <w:tcPr>
-            <w:tcW w:w="1710" w:type="dxa"/>
-          </w:tcPr>
-          <w:p/>
-        </w:tc>
-        <w:tc>
-          <w:tcPr>
-            <w:tcW w:w="2970" w:type="dxa"/>
-          </w:tcPr>
-          <w:p/>
-        </w:tc>
-      </w:tr>
-    </w:tbl>
-    <w:p/>
-    <w:p/>
     <w:p/>
     <w:p/>
     <w:sectPr>
@@ -3103,7 +2756,7 @@
   <a:extraClrSchemeLst/>
   <a:extLst>
     <a:ext uri="{05A4C25C-085E-4340-85A3-A5531E510DB2}">
-      <thm15:themeFamily xmlns="" xmlns:thm15="http://schemas.microsoft.com/office/thememl/2012/main" name="Office Theme" id="{62F939B6-93AF-4DB8-9C6B-D6C7DFDC589F}" vid="{4A3C46E8-61CC-4603-A589-7422A47A8E4A}"/>
+      <thm15:themeFamily xmlns:thm15="http://schemas.microsoft.com/office/thememl/2012/main" xmlns="" name="Office Theme" id="{62F939B6-93AF-4DB8-9C6B-D6C7DFDC589F}" vid="{4A3C46E8-61CC-4603-A589-7422A47A8E4A}"/>
     </a:ext>
   </a:extLst>
 </a:theme>
@@ -3114,7 +2767,7 @@
 </file>
 
 <file path=customXml/itemProps1.xml><?xml version="1.0" encoding="utf-8"?>
-<ds:datastoreItem xmlns:ds="http://schemas.openxmlformats.org/officeDocument/2006/customXml" ds:itemID="{BF3017EA-E472-41B4-AEF7-BEF2B476517D}">
+<ds:datastoreItem xmlns:ds="http://schemas.openxmlformats.org/officeDocument/2006/customXml" ds:itemID="{F81C804A-D020-40E6-8569-DF2D3455EB06}">
   <ds:schemaRefs>
     <ds:schemaRef ds:uri="http://schemas.openxmlformats.org/officeDocument/2006/bibliography"/>
   </ds:schemaRefs>

--- a/Books-Complete/Fantasy/ThePrincessAndTheHoodlum/Notes_ThePrincessAndTheHoodlum.docx
+++ b/Books-Complete/Fantasy/ThePrincessAndTheHoodlum/Notes_ThePrincessAndTheHoodlum.docx
@@ -938,11 +938,7 @@
       </w:tr>
     </w:tbl>
     <w:p/>
-    <w:p>
-      <w:r>
-        <w:t>“My dad asked Luke, if he was going on a dangerous mission, who he would choose. Luke said ‘Monty’ without hesitation. According to General Walters, you can read a person’s true character just by fighting them.”</w:t>
-      </w:r>
-    </w:p>
+    <w:p/>
     <w:p>
       <w:pPr>
         <w:pStyle w:val="H3"/>
@@ -1163,15 +1159,15 @@
         </w:tc>
       </w:tr>
     </w:tbl>
-    <w:p/>
-    <w:p/>
     <w:p>
       <w:pPr>
         <w:pStyle w:val="H3"/>
       </w:pPr>
+      <w:proofErr w:type="spellStart"/>
       <w:r>
         <w:t>Frigidia</w:t>
       </w:r>
+      <w:proofErr w:type="spellEnd"/>
     </w:p>
     <w:tbl>
       <w:tblPr>
@@ -1270,14 +1266,15 @@
         </w:tc>
       </w:tr>
     </w:tbl>
-    <w:p/>
     <w:p>
       <w:pPr>
         <w:pStyle w:val="H3"/>
       </w:pPr>
+      <w:proofErr w:type="spellStart"/>
       <w:r>
         <w:t>Iceran</w:t>
       </w:r>
+      <w:proofErr w:type="spellEnd"/>
     </w:p>
     <w:tbl>
       <w:tblPr>
@@ -1376,14 +1373,15 @@
         </w:tc>
       </w:tr>
     </w:tbl>
-    <w:p/>
     <w:p>
       <w:pPr>
         <w:pStyle w:val="H3"/>
       </w:pPr>
+      <w:proofErr w:type="spellStart"/>
       <w:r>
         <w:t>Hensing</w:t>
       </w:r>
+      <w:proofErr w:type="spellEnd"/>
     </w:p>
     <w:tbl>
       <w:tblPr>
@@ -1880,7 +1878,6 @@
           </w:tcPr>
           <w:p>
             <w:r>
-              <w:lastRenderedPageBreak/>
               <w:t>Wizard Jessie</w:t>
             </w:r>
           </w:p>
@@ -1961,6 +1958,7 @@
         <w:pStyle w:val="H3"/>
       </w:pPr>
       <w:r>
+        <w:lastRenderedPageBreak/>
         <w:t>Gods</w:t>
       </w:r>
     </w:p>
@@ -2006,7 +2004,11 @@
           <w:tcPr>
             <w:tcW w:w="1890" w:type="dxa"/>
           </w:tcPr>
-          <w:p/>
+          <w:p>
+            <w:r>
+              <w:t>Mother Gertrude</w:t>
+            </w:r>
+          </w:p>
         </w:tc>
         <w:tc>
           <w:tcPr>
@@ -2032,19 +2034,33 @@
           <w:tcPr>
             <w:tcW w:w="2808" w:type="dxa"/>
           </w:tcPr>
-          <w:p/>
-        </w:tc>
-        <w:tc>
-          <w:tcPr>
-            <w:tcW w:w="2520" w:type="dxa"/>
-          </w:tcPr>
+          <w:p>
+            <w:r>
+              <w:t>Hera</w:t>
+            </w:r>
+          </w:p>
+        </w:tc>
+        <w:tc>
+          <w:tcPr>
+            <w:tcW w:w="2520" w:type="dxa"/>
+          </w:tcPr>
+          <w:p/>
           <w:p/>
         </w:tc>
         <w:tc>
           <w:tcPr>
             <w:tcW w:w="1890" w:type="dxa"/>
           </w:tcPr>
-          <w:p/>
+          <w:p>
+            <w:r>
+              <w:t>Mila</w:t>
+            </w:r>
+          </w:p>
+          <w:p>
+            <w:r>
+              <w:t>Daria</w:t>
+            </w:r>
+          </w:p>
         </w:tc>
         <w:tc>
           <w:tcPr>
@@ -2180,6 +2196,70 @@
         </w:tc>
       </w:tr>
     </w:tbl>
+    <w:p/>
+    <w:p>
+      <w:pPr>
+        <w:pStyle w:val="H3"/>
+      </w:pPr>
+      <w:r>
+        <w:t>Skyron</w:t>
+      </w:r>
+    </w:p>
+    <w:tbl>
+      <w:tblPr>
+        <w:tblStyle w:val="TableGrid"/>
+        <w:tblW w:w="0" w:type="auto"/>
+        <w:tblLook w:val="04A0"/>
+      </w:tblPr>
+      <w:tblGrid>
+        <w:gridCol w:w="2808"/>
+        <w:gridCol w:w="2520"/>
+        <w:gridCol w:w="1890"/>
+        <w:gridCol w:w="1530"/>
+        <w:gridCol w:w="1710"/>
+        <w:gridCol w:w="2970"/>
+      </w:tblGrid>
+      <w:tr>
+        <w:tc>
+          <w:tcPr>
+            <w:tcW w:w="2808" w:type="dxa"/>
+          </w:tcPr>
+          <w:p/>
+        </w:tc>
+        <w:tc>
+          <w:tcPr>
+            <w:tcW w:w="2520" w:type="dxa"/>
+          </w:tcPr>
+          <w:p/>
+        </w:tc>
+        <w:tc>
+          <w:tcPr>
+            <w:tcW w:w="1890" w:type="dxa"/>
+          </w:tcPr>
+          <w:p/>
+        </w:tc>
+        <w:tc>
+          <w:tcPr>
+            <w:tcW w:w="1530" w:type="dxa"/>
+          </w:tcPr>
+          <w:p/>
+        </w:tc>
+        <w:tc>
+          <w:tcPr>
+            <w:tcW w:w="1710" w:type="dxa"/>
+          </w:tcPr>
+          <w:p/>
+        </w:tc>
+        <w:tc>
+          <w:tcPr>
+            <w:tcW w:w="2970" w:type="dxa"/>
+          </w:tcPr>
+          <w:p/>
+        </w:tc>
+      </w:tr>
+    </w:tbl>
+    <w:p/>
+    <w:p/>
     <w:p/>
     <w:p/>
     <w:sectPr>
@@ -2756,7 +2836,7 @@
   <a:extraClrSchemeLst/>
   <a:extLst>
     <a:ext uri="{05A4C25C-085E-4340-85A3-A5531E510DB2}">
-      <thm15:themeFamily xmlns:thm15="http://schemas.microsoft.com/office/thememl/2012/main" xmlns="" name="Office Theme" id="{62F939B6-93AF-4DB8-9C6B-D6C7DFDC589F}" vid="{4A3C46E8-61CC-4603-A589-7422A47A8E4A}"/>
+      <thm15:themeFamily xmlns="" xmlns:thm15="http://schemas.microsoft.com/office/thememl/2012/main" name="Office Theme" id="{62F939B6-93AF-4DB8-9C6B-D6C7DFDC589F}" vid="{4A3C46E8-61CC-4603-A589-7422A47A8E4A}"/>
     </a:ext>
   </a:extLst>
 </a:theme>
@@ -2767,7 +2847,7 @@
 </file>
 
 <file path=customXml/itemProps1.xml><?xml version="1.0" encoding="utf-8"?>
-<ds:datastoreItem xmlns:ds="http://schemas.openxmlformats.org/officeDocument/2006/customXml" ds:itemID="{F81C804A-D020-40E6-8569-DF2D3455EB06}">
+<ds:datastoreItem xmlns:ds="http://schemas.openxmlformats.org/officeDocument/2006/customXml" ds:itemID="{7D6BEE7A-165B-401E-8210-FF377EF330C9}">
   <ds:schemaRefs>
     <ds:schemaRef ds:uri="http://schemas.openxmlformats.org/officeDocument/2006/bibliography"/>
   </ds:schemaRefs>

--- a/Books-Complete/Fantasy/ThePrincessAndTheHoodlum/Notes_ThePrincessAndTheHoodlum.docx
+++ b/Books-Complete/Fantasy/ThePrincessAndTheHoodlum/Notes_ThePrincessAndTheHoodlum.docx
@@ -173,13 +173,49 @@
             <w:tcW w:w="2808" w:type="dxa"/>
           </w:tcPr>
           <w:p>
+            <w:r>
+              <w:t>Annie</w:t>
+            </w:r>
+          </w:p>
+        </w:tc>
+        <w:tc>
+          <w:tcPr>
+            <w:tcW w:w="2520" w:type="dxa"/>
+          </w:tcPr>
+          <w:p/>
+        </w:tc>
+        <w:tc>
+          <w:tcPr>
+            <w:tcW w:w="3420" w:type="dxa"/>
+          </w:tcPr>
+          <w:p/>
+        </w:tc>
+        <w:tc>
+          <w:tcPr>
+            <w:tcW w:w="1710" w:type="dxa"/>
+          </w:tcPr>
+          <w:p/>
+        </w:tc>
+        <w:tc>
+          <w:tcPr>
+            <w:tcW w:w="2970" w:type="dxa"/>
+          </w:tcPr>
+          <w:p/>
+        </w:tc>
+      </w:tr>
+      <w:tr>
+        <w:tc>
+          <w:tcPr>
+            <w:tcW w:w="2808" w:type="dxa"/>
+          </w:tcPr>
+          <w:p>
             <w:pPr>
               <w:tabs>
                 <w:tab w:val="left" w:pos="786"/>
               </w:tabs>
             </w:pPr>
             <w:r>
-              <w:t>Merchant Jason</w:t>
+              <w:t>King John</w:t>
             </w:r>
           </w:p>
         </w:tc>
@@ -215,7 +251,7 @@
           </w:tcPr>
           <w:p>
             <w:r>
-              <w:t>Mother Gertrude</w:t>
+              <w:t>Queen Jane</w:t>
             </w:r>
           </w:p>
         </w:tc>
@@ -230,6 +266,144 @@
             <w:tcW w:w="3420" w:type="dxa"/>
           </w:tcPr>
           <w:p/>
+        </w:tc>
+        <w:tc>
+          <w:tcPr>
+            <w:tcW w:w="1710" w:type="dxa"/>
+          </w:tcPr>
+          <w:p/>
+        </w:tc>
+        <w:tc>
+          <w:tcPr>
+            <w:tcW w:w="2970" w:type="dxa"/>
+          </w:tcPr>
+          <w:p/>
+        </w:tc>
+      </w:tr>
+      <w:tr>
+        <w:tc>
+          <w:tcPr>
+            <w:tcW w:w="2808" w:type="dxa"/>
+          </w:tcPr>
+          <w:p>
+            <w:r>
+              <w:t>Gus</w:t>
+            </w:r>
+          </w:p>
+        </w:tc>
+        <w:tc>
+          <w:tcPr>
+            <w:tcW w:w="2520" w:type="dxa"/>
+          </w:tcPr>
+          <w:p>
+            <w:r>
+              <w:t>13</w:t>
+            </w:r>
+          </w:p>
+        </w:tc>
+        <w:tc>
+          <w:tcPr>
+            <w:tcW w:w="3420" w:type="dxa"/>
+          </w:tcPr>
+          <w:p/>
+        </w:tc>
+        <w:tc>
+          <w:tcPr>
+            <w:tcW w:w="1710" w:type="dxa"/>
+          </w:tcPr>
+          <w:p/>
+        </w:tc>
+        <w:tc>
+          <w:tcPr>
+            <w:tcW w:w="2970" w:type="dxa"/>
+          </w:tcPr>
+          <w:p/>
+        </w:tc>
+      </w:tr>
+      <w:tr>
+        <w:tc>
+          <w:tcPr>
+            <w:tcW w:w="2808" w:type="dxa"/>
+          </w:tcPr>
+          <w:p>
+            <w:r>
+              <w:t>Carol</w:t>
+            </w:r>
+          </w:p>
+        </w:tc>
+        <w:tc>
+          <w:tcPr>
+            <w:tcW w:w="2520" w:type="dxa"/>
+          </w:tcPr>
+          <w:p>
+            <w:r>
+              <w:t>10</w:t>
+            </w:r>
+          </w:p>
+        </w:tc>
+        <w:tc>
+          <w:tcPr>
+            <w:tcW w:w="3420" w:type="dxa"/>
+          </w:tcPr>
+          <w:p/>
+        </w:tc>
+        <w:tc>
+          <w:tcPr>
+            <w:tcW w:w="1710" w:type="dxa"/>
+          </w:tcPr>
+          <w:p/>
+        </w:tc>
+        <w:tc>
+          <w:tcPr>
+            <w:tcW w:w="2970" w:type="dxa"/>
+          </w:tcPr>
+          <w:p/>
+        </w:tc>
+      </w:tr>
+      <w:tr>
+        <w:tc>
+          <w:tcPr>
+            <w:tcW w:w="2808" w:type="dxa"/>
+          </w:tcPr>
+          <w:p>
+            <w:r>
+              <w:t>Philip</w:t>
+            </w:r>
+          </w:p>
+        </w:tc>
+        <w:tc>
+          <w:tcPr>
+            <w:tcW w:w="2520" w:type="dxa"/>
+          </w:tcPr>
+          <w:p>
+            <w:r>
+              <w:t>19</w:t>
+            </w:r>
+          </w:p>
+        </w:tc>
+        <w:tc>
+          <w:tcPr>
+            <w:tcW w:w="3420" w:type="dxa"/>
+          </w:tcPr>
+          <w:p>
+            <w:r>
+              <w:t xml:space="preserve">Princess </w:t>
+            </w:r>
+            <w:r>
+              <w:t xml:space="preserve">Jessica </w:t>
+            </w:r>
+            <w:r>
+              <w:t xml:space="preserve">of </w:t>
+            </w:r>
+            <w:proofErr w:type="spellStart"/>
+            <w:r>
+              <w:t>Wateran</w:t>
+            </w:r>
+            <w:proofErr w:type="spellEnd"/>
+            <w:r>
+              <w:t xml:space="preserve"> </w:t>
+            </w:r>
+          </w:p>
         </w:tc>
         <w:tc>
           <w:tcPr>
@@ -288,7 +462,7 @@
               </w:tabs>
             </w:pPr>
             <w:r>
-              <w:t>King John</w:t>
+              <w:t>Merchant Jason</w:t>
             </w:r>
           </w:p>
         </w:tc>
@@ -324,7 +498,7 @@
           </w:tcPr>
           <w:p>
             <w:r>
-              <w:t>Queen Jane</w:t>
+              <w:t>Mother Gertrude</w:t>
             </w:r>
           </w:p>
         </w:tc>
@@ -372,180 +546,6 @@
             <w:tcW w:w="2520" w:type="dxa"/>
           </w:tcPr>
           <w:p/>
-        </w:tc>
-        <w:tc>
-          <w:tcPr>
-            <w:tcW w:w="3420" w:type="dxa"/>
-          </w:tcPr>
-          <w:p/>
-        </w:tc>
-        <w:tc>
-          <w:tcPr>
-            <w:tcW w:w="1710" w:type="dxa"/>
-          </w:tcPr>
-          <w:p/>
-        </w:tc>
-        <w:tc>
-          <w:tcPr>
-            <w:tcW w:w="2970" w:type="dxa"/>
-          </w:tcPr>
-          <w:p/>
-        </w:tc>
-      </w:tr>
-      <w:tr>
-        <w:tc>
-          <w:tcPr>
-            <w:tcW w:w="2808" w:type="dxa"/>
-          </w:tcPr>
-          <w:p>
-            <w:r>
-              <w:t>Philip</w:t>
-            </w:r>
-          </w:p>
-        </w:tc>
-        <w:tc>
-          <w:tcPr>
-            <w:tcW w:w="2520" w:type="dxa"/>
-          </w:tcPr>
-          <w:p>
-            <w:r>
-              <w:t>19</w:t>
-            </w:r>
-          </w:p>
-        </w:tc>
-        <w:tc>
-          <w:tcPr>
-            <w:tcW w:w="3420" w:type="dxa"/>
-          </w:tcPr>
-          <w:p>
-            <w:r>
-              <w:t xml:space="preserve">Princess </w:t>
-            </w:r>
-            <w:r>
-              <w:t xml:space="preserve">Jessica </w:t>
-            </w:r>
-            <w:r>
-              <w:t xml:space="preserve">of </w:t>
-            </w:r>
-            <w:proofErr w:type="spellStart"/>
-            <w:r>
-              <w:t>Wateran</w:t>
-            </w:r>
-            <w:proofErr w:type="spellEnd"/>
-            <w:r>
-              <w:t xml:space="preserve"> </w:t>
-            </w:r>
-          </w:p>
-        </w:tc>
-        <w:tc>
-          <w:tcPr>
-            <w:tcW w:w="1710" w:type="dxa"/>
-          </w:tcPr>
-          <w:p/>
-        </w:tc>
-        <w:tc>
-          <w:tcPr>
-            <w:tcW w:w="2970" w:type="dxa"/>
-          </w:tcPr>
-          <w:p/>
-        </w:tc>
-      </w:tr>
-      <w:tr>
-        <w:tc>
-          <w:tcPr>
-            <w:tcW w:w="2808" w:type="dxa"/>
-          </w:tcPr>
-          <w:p>
-            <w:r>
-              <w:t>Annie</w:t>
-            </w:r>
-          </w:p>
-        </w:tc>
-        <w:tc>
-          <w:tcPr>
-            <w:tcW w:w="2520" w:type="dxa"/>
-          </w:tcPr>
-          <w:p/>
-        </w:tc>
-        <w:tc>
-          <w:tcPr>
-            <w:tcW w:w="3420" w:type="dxa"/>
-          </w:tcPr>
-          <w:p/>
-        </w:tc>
-        <w:tc>
-          <w:tcPr>
-            <w:tcW w:w="1710" w:type="dxa"/>
-          </w:tcPr>
-          <w:p/>
-        </w:tc>
-        <w:tc>
-          <w:tcPr>
-            <w:tcW w:w="2970" w:type="dxa"/>
-          </w:tcPr>
-          <w:p/>
-        </w:tc>
-      </w:tr>
-      <w:tr>
-        <w:tc>
-          <w:tcPr>
-            <w:tcW w:w="2808" w:type="dxa"/>
-          </w:tcPr>
-          <w:p>
-            <w:r>
-              <w:t>Gus</w:t>
-            </w:r>
-          </w:p>
-        </w:tc>
-        <w:tc>
-          <w:tcPr>
-            <w:tcW w:w="2520" w:type="dxa"/>
-          </w:tcPr>
-          <w:p>
-            <w:r>
-              <w:t>13</w:t>
-            </w:r>
-          </w:p>
-        </w:tc>
-        <w:tc>
-          <w:tcPr>
-            <w:tcW w:w="3420" w:type="dxa"/>
-          </w:tcPr>
-          <w:p/>
-        </w:tc>
-        <w:tc>
-          <w:tcPr>
-            <w:tcW w:w="1710" w:type="dxa"/>
-          </w:tcPr>
-          <w:p/>
-        </w:tc>
-        <w:tc>
-          <w:tcPr>
-            <w:tcW w:w="2970" w:type="dxa"/>
-          </w:tcPr>
-          <w:p/>
-        </w:tc>
-      </w:tr>
-      <w:tr>
-        <w:tc>
-          <w:tcPr>
-            <w:tcW w:w="2808" w:type="dxa"/>
-          </w:tcPr>
-          <w:p>
-            <w:r>
-              <w:t>Carol</w:t>
-            </w:r>
-          </w:p>
-        </w:tc>
-        <w:tc>
-          <w:tcPr>
-            <w:tcW w:w="2520" w:type="dxa"/>
-          </w:tcPr>
-          <w:p>
-            <w:r>
-              <w:t>10</w:t>
-            </w:r>
-          </w:p>
         </w:tc>
         <w:tc>
           <w:tcPr>
@@ -2836,7 +2836,7 @@
   <a:extraClrSchemeLst/>
   <a:extLst>
     <a:ext uri="{05A4C25C-085E-4340-85A3-A5531E510DB2}">
-      <thm15:themeFamily xmlns="" xmlns:thm15="http://schemas.microsoft.com/office/thememl/2012/main" name="Office Theme" id="{62F939B6-93AF-4DB8-9C6B-D6C7DFDC589F}" vid="{4A3C46E8-61CC-4603-A589-7422A47A8E4A}"/>
+      <thm15:themeFamily xmlns:thm15="http://schemas.microsoft.com/office/thememl/2012/main" xmlns="" name="Office Theme" id="{62F939B6-93AF-4DB8-9C6B-D6C7DFDC589F}" vid="{4A3C46E8-61CC-4603-A589-7422A47A8E4A}"/>
     </a:ext>
   </a:extLst>
 </a:theme>
@@ -2847,7 +2847,7 @@
 </file>
 
 <file path=customXml/itemProps1.xml><?xml version="1.0" encoding="utf-8"?>
-<ds:datastoreItem xmlns:ds="http://schemas.openxmlformats.org/officeDocument/2006/customXml" ds:itemID="{7D6BEE7A-165B-401E-8210-FF377EF330C9}">
+<ds:datastoreItem xmlns:ds="http://schemas.openxmlformats.org/officeDocument/2006/customXml" ds:itemID="{396EE8A5-BC41-4E0C-9FFE-76FC9B3561C9}">
   <ds:schemaRefs>
     <ds:schemaRef ds:uri="http://schemas.openxmlformats.org/officeDocument/2006/bibliography"/>
   </ds:schemaRefs>
